--- a/docs/uat/DCS-UAT-BanHanh-TuChoi-SoatXet.docx
+++ b/docs/uat/DCS-UAT-BanHanh-TuChoi-SoatXet.docx
@@ -48,7 +48,7 @@
           <w:sz w:val="38"/>
           <w:szCs w:val="38"/>
         </w:rPr>
-        <w:t xml:space="preserve">Kich ban UAT</w:t>
+        <w:t xml:space="preserve">Kịch bản UAT</w:t>
       </w:r>
     </w:p>
     <w:p>
@@ -62,7 +62,7 @@
           <w:sz w:val="22"/>
           <w:szCs w:val="22"/>
         </w:rPr>
-        <w:t xml:space="preserve">Quy trinh Ban hanh - Tu choi - Soat xet</w:t>
+        <w:t xml:space="preserve">Quy trình Ban hành — Từ chối — Soát xét</w:t>
       </w:r>
     </w:p>
     <w:p>
@@ -78,7 +78,7 @@
           <w:sz w:val="20"/>
           <w:szCs w:val="20"/>
         </w:rPr>
-        <w:t xml:space="preserve">Pham vi: kiem thu chap nhan nguoi dung cho luong tai lieu chinh. Thuc hien tren moi truong UAT sau khi migrate + seed.</w:t>
+        <w:t xml:space="preserve">Phạm vi: kiểm thử chấp nhận người dùng cho luồng tài liệu chính. Thực hiện trên môi trường UAT sau khi migrate + seed.</w:t>
       </w:r>
     </w:p>
     <w:p>
@@ -103,7 +103,7 @@
           <w:sz w:val="30"/>
           <w:szCs w:val="30"/>
         </w:rPr>
-        <w:t xml:space="preserve">A. Chuan bi &amp; tai khoan</w:t>
+        <w:t xml:space="preserve">A. Chuẩn bị &amp; tài khoản</w:t>
       </w:r>
     </w:p>
     <w:p>
@@ -116,7 +116,7 @@
           <w:sz w:val="21"/>
           <w:szCs w:val="21"/>
         </w:rPr>
-        <w:t xml:space="preserve">Truoc khi test: pull code moi, npm run build, npm run migrate, seed du lieu UAT, restart dich vu. Can it nhat 2 site de kiem lech pha tiep nhan.</w:t>
+        <w:t xml:space="preserve">Trước khi test: pull code mới, npm run build, npm run migrate, seed dữ liệu UAT, restart dịch vụ. Cần ít nhất 2 site để kiểm lệch pha tiếp nhận.</w:t>
       </w:r>
     </w:p>
     <w:tbl>
@@ -165,7 +165,7 @@
                 <w:sz w:val="20"/>
                 <w:szCs w:val="20"/>
               </w:rPr>
-              <w:t xml:space="preserve">Tai khoan</w:t>
+              <w:t xml:space="preserve">Tài khoản</w:t>
             </w:r>
           </w:p>
         </w:tc>
@@ -194,7 +194,7 @@
                 <w:sz w:val="20"/>
                 <w:szCs w:val="20"/>
               </w:rPr>
-              <w:t xml:space="preserve">Vai tro</w:t>
+              <w:t xml:space="preserve">Vai trò</w:t>
             </w:r>
           </w:p>
         </w:tc>
@@ -223,7 +223,7 @@
                 <w:sz w:val="20"/>
                 <w:szCs w:val="20"/>
               </w:rPr>
-              <w:t xml:space="preserve">Dung cho</w:t>
+              <w:t xml:space="preserve">Dùng cho</w:t>
             </w:r>
           </w:p>
         </w:tc>
@@ -275,7 +275,7 @@
                 <w:sz w:val="20"/>
                 <w:szCs w:val="20"/>
               </w:rPr>
-              <w:t xml:space="preserve">Bien soan</w:t>
+              <w:t xml:space="preserve">Biên soạn</w:t>
             </w:r>
           </w:p>
         </w:tc>
@@ -300,7 +300,7 @@
                 <w:sz w:val="20"/>
                 <w:szCs w:val="20"/>
               </w:rPr>
-              <w:t xml:space="preserve">Dang ky, ban hanh, sua/thu hoi/xoa, xem xet</w:t>
+              <w:t xml:space="preserve">Đăng ký, ban hành, sửa/thu hồi/xóa, xem xét</w:t>
             </w:r>
           </w:p>
         </w:tc>
@@ -354,7 +354,7 @@
                 <w:sz w:val="20"/>
                 <w:szCs w:val="20"/>
               </w:rPr>
-              <w:t xml:space="preserve">Kiem soat tai lieu site MML</w:t>
+              <w:t xml:space="preserve">Kiểm soát tài liệu site MML</w:t>
             </w:r>
           </w:p>
         </w:tc>
@@ -380,7 +380,7 @@
                 <w:sz w:val="20"/>
                 <w:szCs w:val="20"/>
               </w:rPr>
-              <w:t xml:space="preserve">Tiep nhan / tu choi receipt site MML</w:t>
+              <w:t xml:space="preserve">Tiếp nhận / từ chối receipt site MML</w:t>
             </w:r>
           </w:p>
         </w:tc>
@@ -432,7 +432,7 @@
                 <w:sz w:val="20"/>
                 <w:szCs w:val="20"/>
               </w:rPr>
-              <w:t xml:space="preserve">Kiem soat tai lieu site HCM</w:t>
+              <w:t xml:space="preserve">Kiểm soát tài liệu site HCM</w:t>
             </w:r>
           </w:p>
         </w:tc>
@@ -457,7 +457,7 @@
                 <w:sz w:val="20"/>
                 <w:szCs w:val="20"/>
               </w:rPr>
-              <w:t xml:space="preserve">Tiep nhan / tu choi receipt site HCM</w:t>
+              <w:t xml:space="preserve">Tiếp nhận / từ chối receipt site HCM</w:t>
             </w:r>
           </w:p>
         </w:tc>
@@ -511,7 +511,7 @@
                 <w:sz w:val="20"/>
                 <w:szCs w:val="20"/>
               </w:rPr>
-              <w:t xml:space="preserve">Nguoi doc</w:t>
+              <w:t xml:space="preserve">Người đọc</w:t>
             </w:r>
           </w:p>
         </w:tc>
@@ -537,7 +537,7 @@
                 <w:sz w:val="20"/>
                 <w:szCs w:val="20"/>
               </w:rPr>
-              <w:t xml:space="preserve">Tra cuu, bao bat thuong, xac nhan doc</w:t>
+              <w:t xml:space="preserve">Tra cứu, báo bất thường, xác nhận đọc</w:t>
             </w:r>
           </w:p>
         </w:tc>
@@ -589,7 +589,7 @@
                 <w:sz w:val="20"/>
                 <w:szCs w:val="20"/>
               </w:rPr>
-              <w:t xml:space="preserve">Quan tri</w:t>
+              <w:t xml:space="preserve">Quản trị</w:t>
             </w:r>
           </w:p>
         </w:tc>
@@ -614,7 +614,7 @@
                 <w:sz w:val="20"/>
                 <w:szCs w:val="20"/>
               </w:rPr>
-              <w:t xml:space="preserve">Kiem chan route ngoai luong</w:t>
+              <w:t xml:space="preserve">Kiểm chặn route ngoài luồng</w:t>
             </w:r>
           </w:p>
         </w:tc>
@@ -633,7 +633,7 @@
           <w:sz w:val="20"/>
           <w:szCs w:val="20"/>
         </w:rPr>
-        <w:t xml:space="preserve">Mat khau seed theo tai lieu trien khai. Ket qua moi buoc: ghi Dat / Khong dat + ghi chu.</w:t>
+        <w:t xml:space="preserve">Mật khẩu seed theo tài liệu triển khai. Kết quả mỗi bước: ghi Đạt / Không đạt + ghi chú.</w:t>
       </w:r>
     </w:p>
     <w:p>
@@ -658,7 +658,7 @@
           <w:sz w:val="30"/>
           <w:szCs w:val="30"/>
         </w:rPr>
-        <w:t xml:space="preserve">B. Quy trinh ban hanh</w:t>
+        <w:t xml:space="preserve">B. Quy trình ban hành</w:t>
       </w:r>
     </w:p>
     <w:p>
@@ -675,7 +675,7 @@
           <w:sz w:val="24"/>
           <w:szCs w:val="24"/>
         </w:rPr>
-        <w:t xml:space="preserve">UAT-01. Ban hanh tai lieu toi nhieu site</w:t>
+        <w:t xml:space="preserve">UAT-01. Ban hành tài liệu tới nhiều site</w:t>
       </w:r>
     </w:p>
     <w:p>
@@ -690,15 +690,15 @@
           <w:sz w:val="21"/>
           <w:szCs w:val="21"/>
         </w:rPr>
-        <w:t xml:space="preserve">Dieu kien: </w:t>
-      </w:r>
-      <w:r>
-        <w:rPr>
-          <w:rFonts w:ascii="Calibri" w:cs="Calibri" w:eastAsia="Calibri" w:hAnsi="Calibri"/>
-          <w:sz w:val="21"/>
-          <w:szCs w:val="21"/>
-        </w:rPr>
-        <w:t xml:space="preserve">Dang nhap author@mml.io. Co san site MML va HCM.</w:t>
+        <w:t xml:space="preserve">Điều kiện: </w:t>
+      </w:r>
+      <w:r>
+        <w:rPr>
+          <w:rFonts w:ascii="Calibri" w:cs="Calibri" w:eastAsia="Calibri" w:hAnsi="Calibri"/>
+          <w:sz w:val="21"/>
+          <w:szCs w:val="21"/>
+        </w:rPr>
+        <w:t xml:space="preserve">Đăng nhập author@mml.io. Có sẵn site MML và HCM.</w:t>
       </w:r>
     </w:p>
     <w:p>
@@ -713,7 +713,7 @@
           <w:sz w:val="21"/>
           <w:szCs w:val="21"/>
         </w:rPr>
-        <w:t xml:space="preserve">Cac buoc:</w:t>
+        <w:t xml:space="preserve">Các bước:</w:t>
       </w:r>
     </w:p>
     <w:p>
@@ -731,7 +731,7 @@
           <w:sz w:val="21"/>
           <w:szCs w:val="21"/>
         </w:rPr>
-        <w:t xml:space="preserve">Mo Danh muc -&gt; bam 'Dang ky tai lieu'.</w:t>
+        <w:t xml:space="preserve">Mở Danh mục → bấm 'Đăng ký tài liệu'.</w:t>
       </w:r>
     </w:p>
     <w:p>
@@ -749,7 +749,7 @@
           <w:sz w:val="21"/>
           <w:szCs w:val="21"/>
         </w:rPr>
-        <w:t xml:space="preserve">Tai len mot tep PDF; khai so hieu, loai, tieu de, pham vi, ngay hieu luc.</w:t>
+        <w:t xml:space="preserve">Tải lên một tệp PDF; khai số hiệu, loại, tiêu đề, phạm vi, ngày hiệu lực.</w:t>
       </w:r>
     </w:p>
     <w:p>
@@ -767,7 +767,7 @@
           <w:sz w:val="21"/>
           <w:szCs w:val="21"/>
         </w:rPr>
-        <w:t xml:space="preserve">Chon ca hai site MML va HCM lam site nhan.</w:t>
+        <w:t xml:space="preserve">Chọn cả hai site MML và HCM làm site nhận.</w:t>
       </w:r>
     </w:p>
     <w:p>
@@ -785,7 +785,7 @@
           <w:sz w:val="21"/>
           <w:szCs w:val="21"/>
         </w:rPr>
-        <w:t xml:space="preserve">Bam nut dang ky (ban hanh).</w:t>
+        <w:t xml:space="preserve">Bấm nút đăng ký (ban hành).</w:t>
       </w:r>
     </w:p>
     <w:tbl>
@@ -833,7 +833,7 @@
                 <w:sz w:val="20"/>
                 <w:szCs w:val="20"/>
               </w:rPr>
-              <w:t xml:space="preserve">Ket qua mong doi</w:t>
+              <w:t xml:space="preserve">Kết quả mong đợi</w:t>
             </w:r>
           </w:p>
         </w:tc>
@@ -862,7 +862,7 @@
                 <w:sz w:val="20"/>
                 <w:szCs w:val="20"/>
               </w:rPr>
-              <w:t xml:space="preserve">Dat / Khong dat</w:t>
+              <w:t xml:space="preserve">Đạt / Không đạt</w:t>
             </w:r>
           </w:p>
         </w:tc>
@@ -889,7 +889,7 @@
                 <w:sz w:val="20"/>
                 <w:szCs w:val="20"/>
               </w:rPr>
-              <w:t xml:space="preserve">Chuyen ve 'Tai lieu cua toi'; tai lieu trang thai 'Da ban hanh'.</w:t>
+              <w:t xml:space="preserve">Chuyển về 'Tài liệu của tôi'; tài liệu trạng thái 'Đã ban hành'.</w:t>
             </w:r>
           </w:p>
         </w:tc>
@@ -942,7 +942,7 @@
                 <w:sz w:val="20"/>
                 <w:szCs w:val="20"/>
               </w:rPr>
-              <w:t xml:space="preserve">Moi site (MML, HCM) sinh mot receipt 'Cho phan hoi'.</w:t>
+              <w:t xml:space="preserve">Mỗi site (MML, HCM) sinh một receipt 'Chờ phản hồi'.</w:t>
             </w:r>
           </w:p>
         </w:tc>
@@ -995,7 +995,7 @@
                 <w:sz w:val="20"/>
                 <w:szCs w:val="20"/>
               </w:rPr>
-              <w:t xml:space="preserve">Trang thai tong hop hien 'Dang cho'.</w:t>
+              <w:t xml:space="preserve">Trạng thái tổng hợp hiển thị 'Đang chờ'.</w:t>
             </w:r>
           </w:p>
         </w:tc>
@@ -1048,7 +1048,7 @@
                 <w:sz w:val="20"/>
                 <w:szCs w:val="20"/>
               </w:rPr>
-              <w:t xml:space="preserve">DC Site MML va HCM thay tai lieu trong hang cho cua minh.</w:t>
+              <w:t xml:space="preserve">DC Site MML và HCM thấy tài liệu trong hàng chờ của mình.</w:t>
             </w:r>
           </w:p>
         </w:tc>
@@ -1094,7 +1094,7 @@
           <w:sz w:val="24"/>
           <w:szCs w:val="24"/>
         </w:rPr>
-        <w:t xml:space="preserve">UAT-02. Khong chon site thi bao loi</w:t>
+        <w:t xml:space="preserve">UAT-02. Không chọn site thì báo lỗi</w:t>
       </w:r>
     </w:p>
     <w:p>
@@ -1109,15 +1109,15 @@
           <w:sz w:val="21"/>
           <w:szCs w:val="21"/>
         </w:rPr>
-        <w:t xml:space="preserve">Dieu kien: </w:t>
-      </w:r>
-      <w:r>
-        <w:rPr>
-          <w:rFonts w:ascii="Calibri" w:cs="Calibri" w:eastAsia="Calibri" w:hAnsi="Calibri"/>
-          <w:sz w:val="21"/>
-          <w:szCs w:val="21"/>
-        </w:rPr>
-        <w:t xml:space="preserve">Dang nhap author@mml.io.</w:t>
+        <w:t xml:space="preserve">Điều kiện: </w:t>
+      </w:r>
+      <w:r>
+        <w:rPr>
+          <w:rFonts w:ascii="Calibri" w:cs="Calibri" w:eastAsia="Calibri" w:hAnsi="Calibri"/>
+          <w:sz w:val="21"/>
+          <w:szCs w:val="21"/>
+        </w:rPr>
+        <w:t xml:space="preserve">Đăng nhập author@mml.io.</w:t>
       </w:r>
     </w:p>
     <w:p>
@@ -1132,7 +1132,7 @@
           <w:sz w:val="21"/>
           <w:szCs w:val="21"/>
         </w:rPr>
-        <w:t xml:space="preserve">Cac buoc:</w:t>
+        <w:t xml:space="preserve">Các bước:</w:t>
       </w:r>
     </w:p>
     <w:p>
@@ -1150,7 +1150,7 @@
           <w:sz w:val="21"/>
           <w:szCs w:val="21"/>
         </w:rPr>
-        <w:t xml:space="preserve">Mo form dang ky, dien du thong tin + tai PDF.</w:t>
+        <w:t xml:space="preserve">Mở form đăng ký, điền đủ thông tin + tải PDF.</w:t>
       </w:r>
     </w:p>
     <w:p>
@@ -1168,7 +1168,7 @@
           <w:sz w:val="21"/>
           <w:szCs w:val="21"/>
         </w:rPr>
-        <w:t xml:space="preserve">KHONG tick site nhan nao.</w:t>
+        <w:t xml:space="preserve">KHÔNG tick site nhận nào.</w:t>
       </w:r>
     </w:p>
     <w:p>
@@ -1186,7 +1186,7 @@
           <w:sz w:val="21"/>
           <w:szCs w:val="21"/>
         </w:rPr>
-        <w:t xml:space="preserve">Bam dang ky.</w:t>
+        <w:t xml:space="preserve">Bấm đăng ký.</w:t>
       </w:r>
     </w:p>
     <w:tbl>
@@ -1234,7 +1234,7 @@
                 <w:sz w:val="20"/>
                 <w:szCs w:val="20"/>
               </w:rPr>
-              <w:t xml:space="preserve">Ket qua mong doi</w:t>
+              <w:t xml:space="preserve">Kết quả mong đợi</w:t>
             </w:r>
           </w:p>
         </w:tc>
@@ -1263,7 +1263,7 @@
                 <w:sz w:val="20"/>
                 <w:szCs w:val="20"/>
               </w:rPr>
-              <w:t xml:space="preserve">Dat / Khong dat</w:t>
+              <w:t xml:space="preserve">Đạt / Không đạt</w:t>
             </w:r>
           </w:p>
         </w:tc>
@@ -1290,7 +1290,7 @@
                 <w:sz w:val="20"/>
                 <w:szCs w:val="20"/>
               </w:rPr>
-              <w:t xml:space="preserve">He thong chan, bao phai chon it nhat mot site nhan.</w:t>
+              <w:t xml:space="preserve">Hệ thống chặn, báo phải chọn ít nhất một site nhận.</w:t>
             </w:r>
           </w:p>
         </w:tc>
@@ -1343,7 +1343,7 @@
                 <w:sz w:val="20"/>
                 <w:szCs w:val="20"/>
               </w:rPr>
-              <w:t xml:space="preserve">Khong tao tai lieu/receipt nao.</w:t>
+              <w:t xml:space="preserve">Không tạo tài liệu/receipt nào.</w:t>
             </w:r>
           </w:p>
         </w:tc>
@@ -1389,7 +1389,7 @@
           <w:sz w:val="24"/>
           <w:szCs w:val="24"/>
         </w:rPr>
-        <w:t xml:space="preserve">UAT-03. Luu nhap roi hoan thien sau</w:t>
+        <w:t xml:space="preserve">UAT-03. Lưu nháp rồi hoàn thiện sau</w:t>
       </w:r>
     </w:p>
     <w:p>
@@ -1404,15 +1404,15 @@
           <w:sz w:val="21"/>
           <w:szCs w:val="21"/>
         </w:rPr>
-        <w:t xml:space="preserve">Dieu kien: </w:t>
-      </w:r>
-      <w:r>
-        <w:rPr>
-          <w:rFonts w:ascii="Calibri" w:cs="Calibri" w:eastAsia="Calibri" w:hAnsi="Calibri"/>
-          <w:sz w:val="21"/>
-          <w:szCs w:val="21"/>
-        </w:rPr>
-        <w:t xml:space="preserve">Dang nhap author@mml.io.</w:t>
+        <w:t xml:space="preserve">Điều kiện: </w:t>
+      </w:r>
+      <w:r>
+        <w:rPr>
+          <w:rFonts w:ascii="Calibri" w:cs="Calibri" w:eastAsia="Calibri" w:hAnsi="Calibri"/>
+          <w:sz w:val="21"/>
+          <w:szCs w:val="21"/>
+        </w:rPr>
+        <w:t xml:space="preserve">Đăng nhập author@mml.io.</w:t>
       </w:r>
     </w:p>
     <w:p>
@@ -1427,7 +1427,7 @@
           <w:sz w:val="21"/>
           <w:szCs w:val="21"/>
         </w:rPr>
-        <w:t xml:space="preserve">Cac buoc:</w:t>
+        <w:t xml:space="preserve">Các bước:</w:t>
       </w:r>
     </w:p>
     <w:p>
@@ -1445,7 +1445,7 @@
           <w:sz w:val="21"/>
           <w:szCs w:val="21"/>
         </w:rPr>
-        <w:t xml:space="preserve">Mo form dang ky, dien mot phan thong tin.</w:t>
+        <w:t xml:space="preserve">Mở form đăng ký, điền một phần thông tin.</w:t>
       </w:r>
     </w:p>
     <w:p>
@@ -1463,7 +1463,7 @@
           <w:sz w:val="21"/>
           <w:szCs w:val="21"/>
         </w:rPr>
-        <w:t xml:space="preserve">Bam 'Luu nhap'.</w:t>
+        <w:t xml:space="preserve">Bấm 'Lưu nháp'.</w:t>
       </w:r>
     </w:p>
     <w:p>
@@ -1481,7 +1481,7 @@
           <w:sz w:val="21"/>
           <w:szCs w:val="21"/>
         </w:rPr>
-        <w:t xml:space="preserve">Vao 'Tai lieu cua toi', mo lai ban nhap bang 'Sua nhap'.</w:t>
+        <w:t xml:space="preserve">Vào 'Tài liệu của tôi', mở lại bản nháp bằng 'Sửa nháp'.</w:t>
       </w:r>
     </w:p>
     <w:tbl>
@@ -1529,7 +1529,7 @@
                 <w:sz w:val="20"/>
                 <w:szCs w:val="20"/>
               </w:rPr>
-              <w:t xml:space="preserve">Ket qua mong doi</w:t>
+              <w:t xml:space="preserve">Kết quả mong đợi</w:t>
             </w:r>
           </w:p>
         </w:tc>
@@ -1558,7 +1558,7 @@
                 <w:sz w:val="20"/>
                 <w:szCs w:val="20"/>
               </w:rPr>
-              <w:t xml:space="preserve">Dat / Khong dat</w:t>
+              <w:t xml:space="preserve">Đạt / Không đạt</w:t>
             </w:r>
           </w:p>
         </w:tc>
@@ -1585,7 +1585,7 @@
                 <w:sz w:val="20"/>
                 <w:szCs w:val="20"/>
               </w:rPr>
-              <w:t xml:space="preserve">Ban nhap luu voi trang thai 'Cho hoan thien'.</w:t>
+              <w:t xml:space="preserve">Bản nháp lưu với trạng thái 'Chờ hoàn thiện'.</w:t>
             </w:r>
           </w:p>
         </w:tc>
@@ -1638,7 +1638,7 @@
                 <w:sz w:val="20"/>
                 <w:szCs w:val="20"/>
               </w:rPr>
-              <w:t xml:space="preserve">Mo lai dien tiep duoc; chi khi ban hanh that moi validate day du.</w:t>
+              <w:t xml:space="preserve">Mở lại điền tiếp được; chỉ khi ban hành thật mới validate đầy đủ.</w:t>
             </w:r>
           </w:p>
         </w:tc>
@@ -1692,7 +1692,7 @@
           <w:sz w:val="30"/>
           <w:szCs w:val="30"/>
         </w:rPr>
-        <w:t xml:space="preserve">C. Quy trinh tiep nhan &amp; tu choi (DC Site)</w:t>
+        <w:t xml:space="preserve">C. Quy trình tiếp nhận &amp; từ chối (DC Site)</w:t>
       </w:r>
     </w:p>
     <w:p>
@@ -1709,7 +1709,7 @@
           <w:sz w:val="24"/>
           <w:szCs w:val="24"/>
         </w:rPr>
-        <w:t xml:space="preserve">UAT-04. Site xac nhan tiep nhan</w:t>
+        <w:t xml:space="preserve">UAT-04. Site xác nhận tiếp nhận</w:t>
       </w:r>
     </w:p>
     <w:p>
@@ -1724,15 +1724,15 @@
           <w:sz w:val="21"/>
           <w:szCs w:val="21"/>
         </w:rPr>
-        <w:t xml:space="preserve">Dieu kien: </w:t>
-      </w:r>
-      <w:r>
-        <w:rPr>
-          <w:rFonts w:ascii="Calibri" w:cs="Calibri" w:eastAsia="Calibri" w:hAnsi="Calibri"/>
-          <w:sz w:val="21"/>
-          <w:szCs w:val="21"/>
-        </w:rPr>
-        <w:t xml:space="preserve">Da co UAT-01. Dang nhap dc_mml@mml.io.</w:t>
+        <w:t xml:space="preserve">Điều kiện: </w:t>
+      </w:r>
+      <w:r>
+        <w:rPr>
+          <w:rFonts w:ascii="Calibri" w:cs="Calibri" w:eastAsia="Calibri" w:hAnsi="Calibri"/>
+          <w:sz w:val="21"/>
+          <w:szCs w:val="21"/>
+        </w:rPr>
+        <w:t xml:space="preserve">Đã có UAT-01. Đăng nhập dc_mml@mml.io.</w:t>
       </w:r>
     </w:p>
     <w:p>
@@ -1747,7 +1747,7 @@
           <w:sz w:val="21"/>
           <w:szCs w:val="21"/>
         </w:rPr>
-        <w:t xml:space="preserve">Cac buoc:</w:t>
+        <w:t xml:space="preserve">Các bước:</w:t>
       </w:r>
     </w:p>
     <w:p>
@@ -1765,7 +1765,7 @@
           <w:sz w:val="21"/>
           <w:szCs w:val="21"/>
         </w:rPr>
-        <w:t xml:space="preserve">Mo 'Cho site phan hoi' -&gt; chon tai lieu vua ban hanh.</w:t>
+        <w:t xml:space="preserve">Mở 'Chờ site phản hồi' → chọn tài liệu vừa ban hành.</w:t>
       </w:r>
     </w:p>
     <w:p>
@@ -1783,7 +1783,7 @@
           <w:sz w:val="21"/>
           <w:szCs w:val="21"/>
         </w:rPr>
-        <w:t xml:space="preserve">Doc noi dung PDF hien thi truc tiep trong trang.</w:t>
+        <w:t xml:space="preserve">Đọc nội dung PDF hiển thị trực tiếp trong trang.</w:t>
       </w:r>
     </w:p>
     <w:p>
@@ -1801,7 +1801,7 @@
           <w:sz w:val="21"/>
           <w:szCs w:val="21"/>
         </w:rPr>
-        <w:t xml:space="preserve">Bam 'Xac nhan tiep nhan'.</w:t>
+        <w:t xml:space="preserve">Bấm 'Xác nhận tiếp nhận'.</w:t>
       </w:r>
     </w:p>
     <w:tbl>
@@ -1849,7 +1849,7 @@
                 <w:sz w:val="20"/>
                 <w:szCs w:val="20"/>
               </w:rPr>
-              <w:t xml:space="preserve">Ket qua mong doi</w:t>
+              <w:t xml:space="preserve">Kết quả mong đợi</w:t>
             </w:r>
           </w:p>
         </w:tc>
@@ -1878,7 +1878,7 @@
                 <w:sz w:val="20"/>
                 <w:szCs w:val="20"/>
               </w:rPr>
-              <w:t xml:space="preserve">Dat / Khong dat</w:t>
+              <w:t xml:space="preserve">Đạt / Không đạt</w:t>
             </w:r>
           </w:p>
         </w:tc>
@@ -1905,7 +1905,7 @@
                 <w:sz w:val="20"/>
                 <w:szCs w:val="20"/>
               </w:rPr>
-              <w:t xml:space="preserve">Receipt site MML chuyen 'Da chap nhan', ghi ngay ap dung.</w:t>
+              <w:t xml:space="preserve">Receipt site MML chuyển 'Đã chấp nhận', ghi ngày áp dụng.</w:t>
             </w:r>
           </w:p>
         </w:tc>
@@ -1958,7 +1958,7 @@
                 <w:sz w:val="20"/>
                 <w:szCs w:val="20"/>
               </w:rPr>
-              <w:t xml:space="preserve">Ve lai hang cho; tai lieu da xu ly khong con trong hang cho MML.</w:t>
+              <w:t xml:space="preserve">Về lại hàng chờ; tài liệu đã xử lý không còn trong hàng chờ MML.</w:t>
             </w:r>
           </w:p>
         </w:tc>
@@ -2011,7 +2011,7 @@
                 <w:sz w:val="20"/>
                 <w:szCs w:val="20"/>
               </w:rPr>
-              <w:t xml:space="preserve">Ben Author: trang thai tong hop chuyen 'Mot phan' (MML xong, HCM con cho).</w:t>
+              <w:t xml:space="preserve">Bên Author: trạng thái tổng hợp chuyển 'Một phần' (MML xong, HCM còn chờ).</w:t>
             </w:r>
           </w:p>
         </w:tc>
@@ -2056,7 +2056,7 @@
           <w:sz w:val="24"/>
           <w:szCs w:val="24"/>
         </w:rPr>
-        <w:t xml:space="preserve">UAT-05. Site tu choi - chon loai sai sot</w:t>
+        <w:t xml:space="preserve">UAT-05. Site từ chối — chọn loại sai sót</w:t>
       </w:r>
     </w:p>
     <w:p>
@@ -2071,15 +2071,15 @@
           <w:sz w:val="21"/>
           <w:szCs w:val="21"/>
         </w:rPr>
-        <w:t xml:space="preserve">Dieu kien: </w:t>
-      </w:r>
-      <w:r>
-        <w:rPr>
-          <w:rFonts w:ascii="Calibri" w:cs="Calibri" w:eastAsia="Calibri" w:hAnsi="Calibri"/>
-          <w:sz w:val="21"/>
-          <w:szCs w:val="21"/>
-        </w:rPr>
-        <w:t xml:space="preserve">Con receipt 'Cho phan hoi' cua HCM (tu UAT-01). Dang nhap dc_hcm@mml.io.</w:t>
+        <w:t xml:space="preserve">Điều kiện: </w:t>
+      </w:r>
+      <w:r>
+        <w:rPr>
+          <w:rFonts w:ascii="Calibri" w:cs="Calibri" w:eastAsia="Calibri" w:hAnsi="Calibri"/>
+          <w:sz w:val="21"/>
+          <w:szCs w:val="21"/>
+        </w:rPr>
+        <w:t xml:space="preserve">Còn receipt 'Chờ phản hồi' của HCM (từ UAT-01). Đăng nhập dc_hcm@mml.io.</w:t>
       </w:r>
     </w:p>
     <w:p>
@@ -2094,7 +2094,7 @@
           <w:sz w:val="21"/>
           <w:szCs w:val="21"/>
         </w:rPr>
-        <w:t xml:space="preserve">Cac buoc:</w:t>
+        <w:t xml:space="preserve">Các bước:</w:t>
       </w:r>
     </w:p>
     <w:p>
@@ -2112,7 +2112,7 @@
           <w:sz w:val="21"/>
           <w:szCs w:val="21"/>
         </w:rPr>
-        <w:t xml:space="preserve">Mo 'Cho site phan hoi' -&gt; chon tai lieu.</w:t>
+        <w:t xml:space="preserve">Mở 'Chờ site phản hồi' → chọn tài liệu.</w:t>
       </w:r>
     </w:p>
     <w:p>
@@ -2130,7 +2130,7 @@
           <w:sz w:val="21"/>
           <w:szCs w:val="21"/>
         </w:rPr>
-        <w:t xml:space="preserve">Trong o ben phai, chon 'Loai sai sot' (Sai thong tin dang ky HOAC Sai noi dung tai lieu).</w:t>
+        <w:t xml:space="preserve">Trong khung bên phải, chọn 'Loại sai sót' (Sai thông tin đăng ký HOẶC Sai nội dung tài liệu).</w:t>
       </w:r>
     </w:p>
     <w:p>
@@ -2148,7 +2148,7 @@
           <w:sz w:val="21"/>
           <w:szCs w:val="21"/>
         </w:rPr>
-        <w:t xml:space="preserve">Nhap 'Mo ta sai sot' (bat buoc).</w:t>
+        <w:t xml:space="preserve">Nhập 'Mô tả sai sót' (bắt buộc).</w:t>
       </w:r>
     </w:p>
     <w:p>
@@ -2166,7 +2166,7 @@
           <w:sz w:val="21"/>
           <w:szCs w:val="21"/>
         </w:rPr>
-        <w:t xml:space="preserve">Bam nut 'Tu choi tiep nhan'.</w:t>
+        <w:t xml:space="preserve">Bấm nút 'Từ chối tiếp nhận'.</w:t>
       </w:r>
     </w:p>
     <w:tbl>
@@ -2214,7 +2214,7 @@
                 <w:sz w:val="20"/>
                 <w:szCs w:val="20"/>
               </w:rPr>
-              <w:t xml:space="preserve">Ket qua mong doi</w:t>
+              <w:t xml:space="preserve">Kết quả mong đợi</w:t>
             </w:r>
           </w:p>
         </w:tc>
@@ -2243,7 +2243,7 @@
                 <w:sz w:val="20"/>
                 <w:szCs w:val="20"/>
               </w:rPr>
-              <w:t xml:space="preserve">Dat / Khong dat</w:t>
+              <w:t xml:space="preserve">Đạt / Không đạt</w:t>
             </w:r>
           </w:p>
         </w:tc>
@@ -2270,7 +2270,7 @@
                 <w:sz w:val="20"/>
                 <w:szCs w:val="20"/>
               </w:rPr>
-              <w:t xml:space="preserve">Nut 'Tu choi tiep nhan' hien ro o cuoi khung, ngay duoi o mo ta.</w:t>
+              <w:t xml:space="preserve">Nút 'Từ chối tiếp nhận' hiện rõ ở cuối khung, ngay dưới ô mô tả.</w:t>
             </w:r>
           </w:p>
         </w:tc>
@@ -2323,7 +2323,7 @@
                 <w:sz w:val="20"/>
                 <w:szCs w:val="20"/>
               </w:rPr>
-              <w:t xml:space="preserve">Neu bo trong mo ta -&gt; bi chan, bao phai nhap ly do.</w:t>
+              <w:t xml:space="preserve">Nếu bỏ trống mô tả → bị chặn, báo phải nhập lý do.</w:t>
             </w:r>
           </w:p>
         </w:tc>
@@ -2376,7 +2376,7 @@
                 <w:sz w:val="20"/>
                 <w:szCs w:val="20"/>
               </w:rPr>
-              <w:t xml:space="preserve">Receipt HCM chuyen 'Da tu choi' kem loai + ly do.</w:t>
+              <w:t xml:space="preserve">Receipt HCM chuyển 'Đã từ chối' kèm loại + lý do.</w:t>
             </w:r>
           </w:p>
         </w:tc>
@@ -2429,7 +2429,7 @@
                 <w:sz w:val="20"/>
                 <w:szCs w:val="20"/>
               </w:rPr>
-              <w:t xml:space="preserve">Trang thai tong hop chuyen 'Tranh chap'; Author thay canh bao.</w:t>
+              <w:t xml:space="preserve">Trạng thái tổng hợp chuyển 'Tranh chấp'; Author thấy cảnh báo.</w:t>
             </w:r>
           </w:p>
         </w:tc>
@@ -2482,7 +2482,7 @@
                 <w:sz w:val="20"/>
                 <w:szCs w:val="20"/>
               </w:rPr>
-              <w:t xml:space="preserve">Site khac mo cung phien ban thay canh bao 'co site bao sai ...'.</w:t>
+              <w:t xml:space="preserve">Site khác mở cùng phiên bản thấy cảnh báo 'có site báo sai ...'.</w:t>
             </w:r>
           </w:p>
         </w:tc>
@@ -2527,7 +2527,7 @@
           <w:sz w:val="24"/>
           <w:szCs w:val="24"/>
         </w:rPr>
-        <w:t xml:space="preserve">UAT-06. Canh bao khi tu phan hoi tai lieu cua minh</w:t>
+        <w:t xml:space="preserve">UAT-06. Cảnh báo khi tự phản hồi tài liệu của mình</w:t>
       </w:r>
     </w:p>
     <w:p>
@@ -2542,15 +2542,15 @@
           <w:sz w:val="21"/>
           <w:szCs w:val="21"/>
         </w:rPr>
-        <w:t xml:space="preserve">Dieu kien: </w:t>
-      </w:r>
-      <w:r>
-        <w:rPr>
-          <w:rFonts w:ascii="Calibri" w:cs="Calibri" w:eastAsia="Calibri" w:hAnsi="Calibri"/>
-          <w:sz w:val="21"/>
-          <w:szCs w:val="21"/>
-        </w:rPr>
-        <w:t xml:space="preserve">Author dong thoi co vai DC Site (hiem). Dang nhap tai khoan do.</w:t>
+        <w:t xml:space="preserve">Điều kiện: </w:t>
+      </w:r>
+      <w:r>
+        <w:rPr>
+          <w:rFonts w:ascii="Calibri" w:cs="Calibri" w:eastAsia="Calibri" w:hAnsi="Calibri"/>
+          <w:sz w:val="21"/>
+          <w:szCs w:val="21"/>
+        </w:rPr>
+        <w:t xml:space="preserve">Author đồng thời có vai DC Site (hiếm). Đăng nhập tài khoản đó.</w:t>
       </w:r>
     </w:p>
     <w:p>
@@ -2565,7 +2565,7 @@
           <w:sz w:val="21"/>
           <w:szCs w:val="21"/>
         </w:rPr>
-        <w:t xml:space="preserve">Cac buoc:</w:t>
+        <w:t xml:space="preserve">Các bước:</w:t>
       </w:r>
     </w:p>
     <w:p>
@@ -2583,7 +2583,7 @@
           <w:sz w:val="21"/>
           <w:szCs w:val="21"/>
         </w:rPr>
-        <w:t xml:space="preserve">Mo phan hoi mot receipt cua tai lieu CHINH MINH dang ky.</w:t>
+        <w:t xml:space="preserve">Mở phản hồi một receipt của tài liệu CHÍNH MÌNH đăng ký.</w:t>
       </w:r>
     </w:p>
     <w:tbl>
@@ -2631,7 +2631,7 @@
                 <w:sz w:val="20"/>
                 <w:szCs w:val="20"/>
               </w:rPr>
-              <w:t xml:space="preserve">Ket qua mong doi</w:t>
+              <w:t xml:space="preserve">Kết quả mong đợi</w:t>
             </w:r>
           </w:p>
         </w:tc>
@@ -2660,7 +2660,7 @@
                 <w:sz w:val="20"/>
                 <w:szCs w:val="20"/>
               </w:rPr>
-              <w:t xml:space="preserve">Dat / Khong dat</w:t>
+              <w:t xml:space="preserve">Đạt / Không đạt</w:t>
             </w:r>
           </w:p>
         </w:tc>
@@ -2687,7 +2687,7 @@
                 <w:sz w:val="20"/>
                 <w:szCs w:val="20"/>
               </w:rPr>
-              <w:t xml:space="preserve">Hien canh bao tach vai o dau trang.</w:t>
+              <w:t xml:space="preserve">Hiện cảnh báo tách vai ở đầu trang.</w:t>
             </w:r>
           </w:p>
         </w:tc>
@@ -2740,7 +2740,7 @@
                 <w:sz w:val="20"/>
                 <w:szCs w:val="20"/>
               </w:rPr>
-              <w:t xml:space="preserve">Van cho phan hoi nhung ghi vet dam trong nhat ky.</w:t>
+              <w:t xml:space="preserve">Vẫn cho phản hồi nhưng ghi vết đậm trong nhật ký.</w:t>
             </w:r>
           </w:p>
         </w:tc>
@@ -2786,7 +2786,7 @@
           <w:sz w:val="24"/>
           <w:szCs w:val="24"/>
         </w:rPr>
-        <w:t xml:space="preserve">UAT-07. Nguoi doc bao bat thuong -&gt; DC Site tham dinh</w:t>
+        <w:t xml:space="preserve">UAT-07. Người đọc báo bất thường → DC Site thẩm định</w:t>
       </w:r>
     </w:p>
     <w:p>
@@ -2801,15 +2801,15 @@
           <w:sz w:val="21"/>
           <w:szCs w:val="21"/>
         </w:rPr>
-        <w:t xml:space="preserve">Dieu kien: </w:t>
-      </w:r>
-      <w:r>
-        <w:rPr>
-          <w:rFonts w:ascii="Calibri" w:cs="Calibri" w:eastAsia="Calibri" w:hAnsi="Calibri"/>
-          <w:sz w:val="21"/>
-          <w:szCs w:val="21"/>
-        </w:rPr>
-        <w:t xml:space="preserve">Reader co pham vi thay tai lieu. Dang nhap reader@mml.io.</w:t>
+        <w:t xml:space="preserve">Điều kiện: </w:t>
+      </w:r>
+      <w:r>
+        <w:rPr>
+          <w:rFonts w:ascii="Calibri" w:cs="Calibri" w:eastAsia="Calibri" w:hAnsi="Calibri"/>
+          <w:sz w:val="21"/>
+          <w:szCs w:val="21"/>
+        </w:rPr>
+        <w:t xml:space="preserve">Reader có phạm vi thấy tài liệu. Đăng nhập reader@mml.io.</w:t>
       </w:r>
     </w:p>
     <w:p>
@@ -2824,7 +2824,7 @@
           <w:sz w:val="21"/>
           <w:szCs w:val="21"/>
         </w:rPr>
-        <w:t xml:space="preserve">Cac buoc:</w:t>
+        <w:t xml:space="preserve">Các bước:</w:t>
       </w:r>
     </w:p>
     <w:p>
@@ -2842,7 +2842,7 @@
           <w:sz w:val="21"/>
           <w:szCs w:val="21"/>
         </w:rPr>
-        <w:t xml:space="preserve">Mo chi tiet mot tai lieu hien hanh -&gt; bam 'Bao bat thuong', nhap mo ta, gui.</w:t>
+        <w:t xml:space="preserve">Mở chi tiết một tài liệu hiện hành → bấm 'Báo bất thường', nhập mô tả, gửi.</w:t>
       </w:r>
     </w:p>
     <w:p>
@@ -2860,7 +2860,7 @@
           <w:sz w:val="21"/>
           <w:szCs w:val="21"/>
         </w:rPr>
-        <w:t xml:space="preserve">Dang nhap DC Site phu trach -&gt; mo 'Bao bat thuong (site)'.</w:t>
+        <w:t xml:space="preserve">Đăng nhập DC Site phụ trách → mở 'Báo bất thường (site)'.</w:t>
       </w:r>
     </w:p>
     <w:p>
@@ -2878,7 +2878,7 @@
           <w:sz w:val="21"/>
           <w:szCs w:val="21"/>
         </w:rPr>
-        <w:t xml:space="preserve">Chon mot report: Chuyen thanh tu choi (chon loai + ly do) HOAC Bac bo.</w:t>
+        <w:t xml:space="preserve">Chọn một report: Chuyển thành từ chối (chọn loại + lý do) HOẶC Bác bỏ.</w:t>
       </w:r>
     </w:p>
     <w:tbl>
@@ -2926,7 +2926,7 @@
                 <w:sz w:val="20"/>
                 <w:szCs w:val="20"/>
               </w:rPr>
-              <w:t xml:space="preserve">Ket qua mong doi</w:t>
+              <w:t xml:space="preserve">Kết quả mong đợi</w:t>
             </w:r>
           </w:p>
         </w:tc>
@@ -2955,7 +2955,7 @@
                 <w:sz w:val="20"/>
                 <w:szCs w:val="20"/>
               </w:rPr>
-              <w:t xml:space="preserve">Dat / Khong dat</w:t>
+              <w:t xml:space="preserve">Đạt / Không đạt</w:t>
             </w:r>
           </w:p>
         </w:tc>
@@ -2982,7 +2982,7 @@
                 <w:sz w:val="20"/>
                 <w:szCs w:val="20"/>
               </w:rPr>
-              <w:t xml:space="preserve">Report cua Reader vao hop 'Bao bat thuong (site)'.</w:t>
+              <w:t xml:space="preserve">Report của Reader vào hộp 'Báo bất thường (site)'.</w:t>
             </w:r>
           </w:p>
         </w:tc>
@@ -3035,7 +3035,7 @@
                 <w:sz w:val="20"/>
                 <w:szCs w:val="20"/>
               </w:rPr>
-              <w:t xml:space="preserve">Chuyen -&gt; sinh tu choi receipt tuong ung; Bac bo -&gt; dong report kem ghi chu.</w:t>
+              <w:t xml:space="preserve">Chuyển → sinh từ chối receipt tương ứng; Bác bỏ → đóng report kèm ghi chú.</w:t>
             </w:r>
           </w:p>
         </w:tc>
@@ -3089,7 +3089,7 @@
           <w:sz w:val="30"/>
           <w:szCs w:val="30"/>
         </w:rPr>
-        <w:t xml:space="preserve">D. Author xu ly sau phan hoi</w:t>
+        <w:t xml:space="preserve">D. Author xử lý sau phản hồi</w:t>
       </w:r>
     </w:p>
     <w:p>
@@ -3106,7 +3106,7 @@
           <w:sz w:val="24"/>
           <w:szCs w:val="24"/>
         </w:rPr>
-        <w:t xml:space="preserve">UAT-08. Sua metadata khi chua ai chap nhan</w:t>
+        <w:t xml:space="preserve">UAT-08. Sửa metadata khi chưa ai chấp nhận</w:t>
       </w:r>
     </w:p>
     <w:p>
@@ -3121,15 +3121,15 @@
           <w:sz w:val="21"/>
           <w:szCs w:val="21"/>
         </w:rPr>
-        <w:t xml:space="preserve">Dieu kien: </w:t>
-      </w:r>
-      <w:r>
-        <w:rPr>
-          <w:rFonts w:ascii="Calibri" w:cs="Calibri" w:eastAsia="Calibri" w:hAnsi="Calibri"/>
-          <w:sz w:val="21"/>
-          <w:szCs w:val="21"/>
-        </w:rPr>
-        <w:t xml:space="preserve">Tai lieu CHUA co site nao chap nhan. Dang nhap author@mml.io.</w:t>
+        <w:t xml:space="preserve">Điều kiện: </w:t>
+      </w:r>
+      <w:r>
+        <w:rPr>
+          <w:rFonts w:ascii="Calibri" w:cs="Calibri" w:eastAsia="Calibri" w:hAnsi="Calibri"/>
+          <w:sz w:val="21"/>
+          <w:szCs w:val="21"/>
+        </w:rPr>
+        <w:t xml:space="preserve">Tài liệu CHƯA có site nào chấp nhận. Đăng nhập author@mml.io.</w:t>
       </w:r>
     </w:p>
     <w:p>
@@ -3144,7 +3144,7 @@
           <w:sz w:val="21"/>
           <w:szCs w:val="21"/>
         </w:rPr>
-        <w:t xml:space="preserve">Cac buoc:</w:t>
+        <w:t xml:space="preserve">Các bước:</w:t>
       </w:r>
     </w:p>
     <w:p>
@@ -3162,7 +3162,7 @@
           <w:sz w:val="21"/>
           <w:szCs w:val="21"/>
         </w:rPr>
-        <w:t xml:space="preserve">Vao 'Tai lieu cua toi' -&gt; 'Tinh trang ban hanh' cua tai lieu.</w:t>
+        <w:t xml:space="preserve">Vào 'Tài liệu của tôi' → 'Tình trạng ban hành' của tài liệu.</w:t>
       </w:r>
     </w:p>
     <w:p>
@@ -3180,7 +3180,7 @@
           <w:sz w:val="21"/>
           <w:szCs w:val="21"/>
         </w:rPr>
-        <w:t xml:space="preserve">Bam sua metadata; doi tieu de / ngay / bo phan so huu; luu.</w:t>
+        <w:t xml:space="preserve">Bấm sửa metadata; đổi tiêu đề / ngày / bộ phận sở hữu; lưu.</w:t>
       </w:r>
     </w:p>
     <w:tbl>
@@ -3228,7 +3228,7 @@
                 <w:sz w:val="20"/>
                 <w:szCs w:val="20"/>
               </w:rPr>
-              <w:t xml:space="preserve">Ket qua mong doi</w:t>
+              <w:t xml:space="preserve">Kết quả mong đợi</w:t>
             </w:r>
           </w:p>
         </w:tc>
@@ -3257,7 +3257,7 @@
                 <w:sz w:val="20"/>
                 <w:szCs w:val="20"/>
               </w:rPr>
-              <w:t xml:space="preserve">Dat / Khong dat</w:t>
+              <w:t xml:space="preserve">Đạt / Không đạt</w:t>
             </w:r>
           </w:p>
         </w:tc>
@@ -3284,7 +3284,7 @@
                 <w:sz w:val="20"/>
                 <w:szCs w:val="20"/>
               </w:rPr>
-              <w:t xml:space="preserve">Sua duoc (so hieu va tep bi khoa).</w:t>
+              <w:t xml:space="preserve">Sửa được (số hiệu và tệp bị khóa).</w:t>
             </w:r>
           </w:p>
         </w:tc>
@@ -3337,7 +3337,7 @@
                 <w:sz w:val="20"/>
                 <w:szCs w:val="20"/>
               </w:rPr>
-              <w:t xml:space="preserve">Neu DA co site chap nhan -&gt; bi khoa, bao phai ra phien ban moi.</w:t>
+              <w:t xml:space="preserve">Nếu ĐÃ có site chấp nhận → bị khóa, báo phải ra phiên bản mới.</w:t>
             </w:r>
           </w:p>
         </w:tc>
@@ -3383,7 +3383,7 @@
           <w:sz w:val="24"/>
           <w:szCs w:val="24"/>
         </w:rPr>
-        <w:t xml:space="preserve">UAT-09. Thu hoi tai lieu</w:t>
+        <w:t xml:space="preserve">UAT-09. Thu hồi tài liệu</w:t>
       </w:r>
     </w:p>
     <w:p>
@@ -3398,15 +3398,15 @@
           <w:sz w:val="21"/>
           <w:szCs w:val="21"/>
         </w:rPr>
-        <w:t xml:space="preserve">Dieu kien: </w:t>
-      </w:r>
-      <w:r>
-        <w:rPr>
-          <w:rFonts w:ascii="Calibri" w:cs="Calibri" w:eastAsia="Calibri" w:hAnsi="Calibri"/>
-          <w:sz w:val="21"/>
-          <w:szCs w:val="21"/>
-        </w:rPr>
-        <w:t xml:space="preserve">Tai lieu chua ai chap nhan HOAC co it nhat mot tu choi. Dang nhap author@mml.io.</w:t>
+        <w:t xml:space="preserve">Điều kiện: </w:t>
+      </w:r>
+      <w:r>
+        <w:rPr>
+          <w:rFonts w:ascii="Calibri" w:cs="Calibri" w:eastAsia="Calibri" w:hAnsi="Calibri"/>
+          <w:sz w:val="21"/>
+          <w:szCs w:val="21"/>
+        </w:rPr>
+        <w:t xml:space="preserve">Tài liệu chưa ai chấp nhận HOẶC có ít nhất một từ chối. Đăng nhập author@mml.io.</w:t>
       </w:r>
     </w:p>
     <w:p>
@@ -3421,7 +3421,7 @@
           <w:sz w:val="21"/>
           <w:szCs w:val="21"/>
         </w:rPr>
-        <w:t xml:space="preserve">Cac buoc:</w:t>
+        <w:t xml:space="preserve">Các bước:</w:t>
       </w:r>
     </w:p>
     <w:p>
@@ -3439,7 +3439,7 @@
           <w:sz w:val="21"/>
           <w:szCs w:val="21"/>
         </w:rPr>
-        <w:t xml:space="preserve">Vao 'Tinh trang ban hanh' -&gt; bam thu hoi.</w:t>
+        <w:t xml:space="preserve">Vào 'Tình trạng ban hành' → bấm thu hồi.</w:t>
       </w:r>
     </w:p>
     <w:p>
@@ -3457,7 +3457,7 @@
           <w:sz w:val="21"/>
           <w:szCs w:val="21"/>
         </w:rPr>
-        <w:t xml:space="preserve">Nhap ly do (bat buoc) -&gt; xac nhan.</w:t>
+        <w:t xml:space="preserve">Nhập lý do (bắt buộc) → xác nhận.</w:t>
       </w:r>
     </w:p>
     <w:tbl>
@@ -3505,7 +3505,7 @@
                 <w:sz w:val="20"/>
                 <w:szCs w:val="20"/>
               </w:rPr>
-              <w:t xml:space="preserve">Ket qua mong doi</w:t>
+              <w:t xml:space="preserve">Kết quả mong đợi</w:t>
             </w:r>
           </w:p>
         </w:tc>
@@ -3534,7 +3534,7 @@
                 <w:sz w:val="20"/>
                 <w:szCs w:val="20"/>
               </w:rPr>
-              <w:t xml:space="preserve">Dat / Khong dat</w:t>
+              <w:t xml:space="preserve">Đạt / Không đạt</w:t>
             </w:r>
           </w:p>
         </w:tc>
@@ -3561,7 +3561,7 @@
                 <w:sz w:val="20"/>
                 <w:szCs w:val="20"/>
               </w:rPr>
-              <w:t xml:space="preserve">Tai lieu chuyen 'Da thu hoi'.</w:t>
+              <w:t xml:space="preserve">Tài liệu chuyển 'Đã thu hồi'.</w:t>
             </w:r>
           </w:p>
         </w:tc>
@@ -3614,7 +3614,7 @@
                 <w:sz w:val="20"/>
                 <w:szCs w:val="20"/>
               </w:rPr>
-              <w:t xml:space="preserve">Neu da co site chap nhan va KHONG co tu choi -&gt; khong thuoc dien tu thu hoi (bi chan).</w:t>
+              <w:t xml:space="preserve">Nếu đã có site chấp nhận và KHÔNG có từ chối → không thuộc diện tự thu hồi (bị chặn).</w:t>
             </w:r>
           </w:p>
         </w:tc>
@@ -3660,7 +3660,7 @@
           <w:sz w:val="24"/>
           <w:szCs w:val="24"/>
         </w:rPr>
-        <w:t xml:space="preserve">UAT-10. Xoa ban chua ai chap nhan</w:t>
+        <w:t xml:space="preserve">UAT-10. Xóa bản chưa ai chấp nhận</w:t>
       </w:r>
     </w:p>
     <w:p>
@@ -3675,15 +3675,15 @@
           <w:sz w:val="21"/>
           <w:szCs w:val="21"/>
         </w:rPr>
-        <w:t xml:space="preserve">Dieu kien: </w:t>
-      </w:r>
-      <w:r>
-        <w:rPr>
-          <w:rFonts w:ascii="Calibri" w:cs="Calibri" w:eastAsia="Calibri" w:hAnsi="Calibri"/>
-          <w:sz w:val="21"/>
-          <w:szCs w:val="21"/>
-        </w:rPr>
-        <w:t xml:space="preserve">Tai lieu chua co chap nhan nao. Dang nhap author@mml.io.</w:t>
+        <w:t xml:space="preserve">Điều kiện: </w:t>
+      </w:r>
+      <w:r>
+        <w:rPr>
+          <w:rFonts w:ascii="Calibri" w:cs="Calibri" w:eastAsia="Calibri" w:hAnsi="Calibri"/>
+          <w:sz w:val="21"/>
+          <w:szCs w:val="21"/>
+        </w:rPr>
+        <w:t xml:space="preserve">Tài liệu chưa có chấp nhận nào. Đăng nhập author@mml.io.</w:t>
       </w:r>
     </w:p>
     <w:p>
@@ -3698,7 +3698,7 @@
           <w:sz w:val="21"/>
           <w:szCs w:val="21"/>
         </w:rPr>
-        <w:t xml:space="preserve">Cac buoc:</w:t>
+        <w:t xml:space="preserve">Các bước:</w:t>
       </w:r>
     </w:p>
     <w:p>
@@ -3716,7 +3716,7 @@
           <w:sz w:val="21"/>
           <w:szCs w:val="21"/>
         </w:rPr>
-        <w:t xml:space="preserve">Vao 'Tinh trang ban hanh' -&gt; bam xoa.</w:t>
+        <w:t xml:space="preserve">Vào 'Tình trạng ban hành' → bấm xóa.</w:t>
       </w:r>
     </w:p>
     <w:tbl>
@@ -3764,7 +3764,7 @@
                 <w:sz w:val="20"/>
                 <w:szCs w:val="20"/>
               </w:rPr>
-              <w:t xml:space="preserve">Ket qua mong doi</w:t>
+              <w:t xml:space="preserve">Kết quả mong đợi</w:t>
             </w:r>
           </w:p>
         </w:tc>
@@ -3793,7 +3793,7 @@
                 <w:sz w:val="20"/>
                 <w:szCs w:val="20"/>
               </w:rPr>
-              <w:t xml:space="preserve">Dat / Khong dat</w:t>
+              <w:t xml:space="preserve">Đạt / Không đạt</w:t>
             </w:r>
           </w:p>
         </w:tc>
@@ -3820,7 +3820,7 @@
                 <w:sz w:val="20"/>
                 <w:szCs w:val="20"/>
               </w:rPr>
-              <w:t xml:space="preserve">Xoa duoc khi chua co chap nhan nao.</w:t>
+              <w:t xml:space="preserve">Xóa được khi chưa có chấp nhận nào.</w:t>
             </w:r>
           </w:p>
         </w:tc>
@@ -3873,7 +3873,7 @@
                 <w:sz w:val="20"/>
                 <w:szCs w:val="20"/>
               </w:rPr>
-              <w:t xml:space="preserve">Neu da co chap nhan -&gt; khong xoa duoc, phai thu hoi.</w:t>
+              <w:t xml:space="preserve">Nếu đã có chấp nhận → không xóa được, phải thu hồi.</w:t>
             </w:r>
           </w:p>
         </w:tc>
@@ -3927,7 +3927,7 @@
           <w:sz w:val="30"/>
           <w:szCs w:val="30"/>
         </w:rPr>
-        <w:t xml:space="preserve">E. Xem xet dinh ky (soat xet)</w:t>
+        <w:t xml:space="preserve">E. Xem xét định kỳ (soát xét)</w:t>
       </w:r>
     </w:p>
     <w:p>
@@ -3944,7 +3944,7 @@
           <w:sz w:val="24"/>
           <w:szCs w:val="24"/>
         </w:rPr>
-        <w:t xml:space="preserve">UAT-11. Ket luan xem xet dinh ky</w:t>
+        <w:t xml:space="preserve">UAT-11. Kết luận xem xét định kỳ</w:t>
       </w:r>
     </w:p>
     <w:p>
@@ -3959,15 +3959,15 @@
           <w:sz w:val="21"/>
           <w:szCs w:val="21"/>
         </w:rPr>
-        <w:t xml:space="preserve">Dieu kien: </w:t>
-      </w:r>
-      <w:r>
-        <w:rPr>
-          <w:rFonts w:ascii="Calibri" w:cs="Calibri" w:eastAsia="Calibri" w:hAnsi="Calibri"/>
-          <w:sz w:val="21"/>
-          <w:szCs w:val="21"/>
-        </w:rPr>
-        <w:t xml:space="preserve">Co tai lieu toi han xem xet thuoc bo phan Author so huu. Dang nhap author@mml.io.</w:t>
+        <w:t xml:space="preserve">Điều kiện: </w:t>
+      </w:r>
+      <w:r>
+        <w:rPr>
+          <w:rFonts w:ascii="Calibri" w:cs="Calibri" w:eastAsia="Calibri" w:hAnsi="Calibri"/>
+          <w:sz w:val="21"/>
+          <w:szCs w:val="21"/>
+        </w:rPr>
+        <w:t xml:space="preserve">Có tài liệu tới hạn xem xét thuộc bộ phận Author sở hữu. Đăng nhập author@mml.io.</w:t>
       </w:r>
     </w:p>
     <w:p>
@@ -3982,7 +3982,7 @@
           <w:sz w:val="21"/>
           <w:szCs w:val="21"/>
         </w:rPr>
-        <w:t xml:space="preserve">Cac buoc:</w:t>
+        <w:t xml:space="preserve">Các bước:</w:t>
       </w:r>
     </w:p>
     <w:p>
@@ -4000,7 +4000,7 @@
           <w:sz w:val="21"/>
           <w:szCs w:val="21"/>
         </w:rPr>
-        <w:t xml:space="preserve">Mo 'Xem xet dinh ky'.</w:t>
+        <w:t xml:space="preserve">Mở 'Xem xét định kỳ'.</w:t>
       </w:r>
     </w:p>
     <w:p>
@@ -4018,7 +4018,7 @@
           <w:sz w:val="21"/>
           <w:szCs w:val="21"/>
         </w:rPr>
-        <w:t xml:space="preserve">Chon mot tai lieu dang xem xet, ghi ket luan: Giu nguyen / Can sua / Huy bo.</w:t>
+        <w:t xml:space="preserve">Chọn một tài liệu đang xem xét, ghi kết luận: Giữ nguyên / Cần sửa / Hủy bỏ.</w:t>
       </w:r>
     </w:p>
     <w:p>
@@ -4036,7 +4036,7 @@
           <w:sz w:val="21"/>
           <w:szCs w:val="21"/>
         </w:rPr>
-        <w:t xml:space="preserve">Voi Can sua / Huy bo: nhap giai trinh (bat buoc).</w:t>
+        <w:t xml:space="preserve">Với Cần sửa / Hủy bỏ: nhập giải trình (bắt buộc).</w:t>
       </w:r>
     </w:p>
     <w:tbl>
@@ -4084,7 +4084,7 @@
                 <w:sz w:val="20"/>
                 <w:szCs w:val="20"/>
               </w:rPr>
-              <w:t xml:space="preserve">Ket qua mong doi</w:t>
+              <w:t xml:space="preserve">Kết quả mong đợi</w:t>
             </w:r>
           </w:p>
         </w:tc>
@@ -4113,7 +4113,7 @@
                 <w:sz w:val="20"/>
                 <w:szCs w:val="20"/>
               </w:rPr>
-              <w:t xml:space="preserve">Dat / Khong dat</w:t>
+              <w:t xml:space="preserve">Đạt / Không đạt</w:t>
             </w:r>
           </w:p>
         </w:tc>
@@ -4140,7 +4140,7 @@
                 <w:sz w:val="20"/>
                 <w:szCs w:val="20"/>
               </w:rPr>
-              <w:t xml:space="preserve">Giu nguyen -&gt; dat lai dong ho chu ky, dong ban ghi.</w:t>
+              <w:t xml:space="preserve">Giữ nguyên → đặt lại đồng hồ chu kỳ, đóng bản ghi.</w:t>
             </w:r>
           </w:p>
         </w:tc>
@@ -4193,7 +4193,7 @@
                 <w:sz w:val="20"/>
                 <w:szCs w:val="20"/>
               </w:rPr>
-              <w:t xml:space="preserve">Can sua -&gt; treo cho ban moi (tu dong dong khi ban moi hieu luc).</w:t>
+              <w:t xml:space="preserve">Cần sửa → treo chờ bản mới (tự động đóng khi bản mới hiệu lực).</w:t>
             </w:r>
           </w:p>
         </w:tc>
@@ -4246,7 +4246,7 @@
                 <w:sz w:val="20"/>
                 <w:szCs w:val="20"/>
               </w:rPr>
-              <w:t xml:space="preserve">Huy bo -&gt; dong ban ghi.</w:t>
+              <w:t xml:space="preserve">Hủy bỏ → đóng bản ghi.</w:t>
             </w:r>
           </w:p>
         </w:tc>
@@ -4299,7 +4299,7 @@
                 <w:sz w:val="20"/>
                 <w:szCs w:val="20"/>
               </w:rPr>
-              <w:t xml:space="preserve">Nguoi NGOAI bo phan so huu -&gt; khong ket luan duoc (403).</w:t>
+              <w:t xml:space="preserve">Người NGOÀI bộ phận sở hữu → không kết luận được (403).</w:t>
             </w:r>
           </w:p>
         </w:tc>
@@ -4345,7 +4345,7 @@
           <w:sz w:val="24"/>
           <w:szCs w:val="24"/>
         </w:rPr>
-        <w:t xml:space="preserve">UAT-12. Phan quyen menu &amp; route (phong thu)</w:t>
+        <w:t xml:space="preserve">UAT-12. Phân quyền menu &amp; route (phòng thủ)</w:t>
       </w:r>
     </w:p>
     <w:p>
@@ -4360,15 +4360,15 @@
           <w:sz w:val="21"/>
           <w:szCs w:val="21"/>
         </w:rPr>
-        <w:t xml:space="preserve">Dieu kien: </w:t>
-      </w:r>
-      <w:r>
-        <w:rPr>
-          <w:rFonts w:ascii="Calibri" w:cs="Calibri" w:eastAsia="Calibri" w:hAnsi="Calibri"/>
-          <w:sz w:val="21"/>
-          <w:szCs w:val="21"/>
-        </w:rPr>
-        <w:t xml:space="preserve">Lan luot dang nhap tung vai.</w:t>
+        <w:t xml:space="preserve">Điều kiện: </w:t>
+      </w:r>
+      <w:r>
+        <w:rPr>
+          <w:rFonts w:ascii="Calibri" w:cs="Calibri" w:eastAsia="Calibri" w:hAnsi="Calibri"/>
+          <w:sz w:val="21"/>
+          <w:szCs w:val="21"/>
+        </w:rPr>
+        <w:t xml:space="preserve">Lần lượt đăng nhập từng vai.</w:t>
       </w:r>
     </w:p>
     <w:p>
@@ -4383,7 +4383,7 @@
           <w:sz w:val="21"/>
           <w:szCs w:val="21"/>
         </w:rPr>
-        <w:t xml:space="preserve">Cac buoc:</w:t>
+        <w:t xml:space="preserve">Các bước:</w:t>
       </w:r>
     </w:p>
     <w:p>
@@ -4401,7 +4401,7 @@
           <w:sz w:val="21"/>
           <w:szCs w:val="21"/>
         </w:rPr>
-        <w:t xml:space="preserve">Admin: go thang URL /documents va /reviews.</w:t>
+        <w:t xml:space="preserve">Admin: gõ thẳng URL /documents và /reviews.</w:t>
       </w:r>
     </w:p>
     <w:p>
@@ -4419,7 +4419,7 @@
           <w:sz w:val="21"/>
           <w:szCs w:val="21"/>
         </w:rPr>
-        <w:t xml:space="preserve">DC Site: go thang URL /packages.</w:t>
+        <w:t xml:space="preserve">DC Site: gõ thẳng URL /packages.</w:t>
       </w:r>
     </w:p>
     <w:p>
@@ -4437,7 +4437,7 @@
           <w:sz w:val="21"/>
           <w:szCs w:val="21"/>
         </w:rPr>
-        <w:t xml:space="preserve">Reader: kiem menu chi co Trang chu + Danh muc.</w:t>
+        <w:t xml:space="preserve">Reader: kiểm menu chỉ có Trang chủ + Danh mục.</w:t>
       </w:r>
     </w:p>
     <w:tbl>
@@ -4485,7 +4485,7 @@
                 <w:sz w:val="20"/>
                 <w:szCs w:val="20"/>
               </w:rPr>
-              <w:t xml:space="preserve">Ket qua mong doi</w:t>
+              <w:t xml:space="preserve">Kết quả mong đợi</w:t>
             </w:r>
           </w:p>
         </w:tc>
@@ -4514,7 +4514,7 @@
                 <w:sz w:val="20"/>
                 <w:szCs w:val="20"/>
               </w:rPr>
-              <w:t xml:space="preserve">Dat / Khong dat</w:t>
+              <w:t xml:space="preserve">Đạt / Không đạt</w:t>
             </w:r>
           </w:p>
         </w:tc>
@@ -4541,7 +4541,7 @@
                 <w:sz w:val="20"/>
                 <w:szCs w:val="20"/>
               </w:rPr>
-              <w:t xml:space="preserve">Admin bi tu choi (403) o trang nghiep vu; chi thay khu Quan tri + Ghi vet.</w:t>
+              <w:t xml:space="preserve">Admin bị từ chối (403) ở trang nghiệp vụ; chỉ thấy khu Quản trị + Ghi vết.</w:t>
             </w:r>
           </w:p>
         </w:tc>
@@ -4594,7 +4594,7 @@
                 <w:sz w:val="20"/>
                 <w:szCs w:val="20"/>
               </w:rPr>
-              <w:t xml:space="preserve">DC Site bi tu choi (403) o /packages.</w:t>
+              <w:t xml:space="preserve">DC Site bị từ chối (403) ở /packages.</w:t>
             </w:r>
           </w:p>
         </w:tc>
@@ -4647,7 +4647,7 @@
                 <w:sz w:val="20"/>
                 <w:szCs w:val="20"/>
               </w:rPr>
-              <w:t xml:space="preserve">Menu an han muc khong co quyen cho moi vai.</w:t>
+              <w:t xml:space="preserve">Menu ẩn hẳn mục không có quyền cho mọi vai.</w:t>
             </w:r>
           </w:p>
         </w:tc>
